--- a/frontend/word-documents/1 OVERVIEW.docx
+++ b/frontend/word-documents/1 OVERVIEW.docx
@@ -18,8 +18,13 @@
       </w:r>
     </w:p>
     <w:p>
-      <w:r>
-        <w:t>SmartSure Insurance Management System is a full-stack distributed platform. The frontend operates as a React 18 / TypeScript Single Page Application (SPA), interfacing with a Spring Boot Microservices ecosystem via an API Gateway.</w:t>
+      <w:proofErr w:type="spellStart"/>
+      <w:r>
+        <w:t>SmartSure</w:t>
+      </w:r>
+      <w:proofErr w:type="spellEnd"/>
+      <w:r>
+        <w:t xml:space="preserve"> Insurance Management System is a full-stack distributed platform. The frontend operates as a React 18 / TypeScript Single Page Application (SPA), interfacing with a Spring Boot Microservices ecosystem via an API Gateway.</w:t>
       </w:r>
     </w:p>
     <w:p>
@@ -125,6 +130,17 @@
       </w:r>
       <w:r>
         <w:t> 30000ms</w:t>
+      </w:r>
+    </w:p>
+    <w:p>
+      <w:pPr>
+        <w:ind w:left="720"/>
+      </w:pPr>
+      <w:r>
+        <w:t>A</w:t>
+      </w:r>
+      <w:r>
+        <w:t>xios will wait a maximum of 30,000 milliseconds (30 seconds) for a response from the server.</w:t>
       </w:r>
     </w:p>
     <w:p>
@@ -411,11 +427,20 @@
           <w:bCs/>
         </w:rPr>
       </w:pPr>
-      <w:r>
-        <w:rPr>
-          <w:b/>
-          <w:bCs/>
-        </w:rPr>
+    </w:p>
+    <w:p>
+      <w:pPr>
+        <w:rPr>
+          <w:b/>
+          <w:bCs/>
+        </w:rPr>
+      </w:pPr>
+      <w:r>
+        <w:rPr>
+          <w:b/>
+          <w:bCs/>
+        </w:rPr>
+        <w:lastRenderedPageBreak/>
         <w:t>P</w:t>
       </w:r>
       <w:r>
@@ -466,7 +491,6 @@
           <w:b/>
           <w:bCs/>
         </w:rPr>
-        <w:lastRenderedPageBreak/>
         <w:t>UI Update:</w:t>
       </w:r>
       <w:r>
@@ -707,6 +731,7 @@
       <w:r>
         <w:t xml:space="preserve">, which is the modern standard for writing React. </w:t>
       </w:r>
+      <w:proofErr w:type="spellStart"/>
       <w:r>
         <w:rPr>
           <w:b/>
@@ -714,6 +739,7 @@
         </w:rPr>
         <w:t>StrictMode</w:t>
       </w:r>
+      <w:proofErr w:type="spellEnd"/>
       <w:r>
         <w:t xml:space="preserve"> is enabled, which helps developers find potential bugs early by running extra checks during development.</w:t>
       </w:r>
@@ -769,6 +795,7 @@
       <w:r>
         <w:t xml:space="preserve"> It uses </w:t>
       </w:r>
+      <w:proofErr w:type="spellStart"/>
       <w:r>
         <w:rPr>
           <w:b/>
@@ -776,8 +803,17 @@
         </w:rPr>
         <w:t>Thunks</w:t>
       </w:r>
-      <w:r>
-        <w:t xml:space="preserve"> to handle "asynchronous" tasks—things that take time, like waiting for a server to respond. It uses specific "selectors" (like selectCurrentUser) to quickly grab exactly the data the UI needs.</w:t>
+      <w:proofErr w:type="spellEnd"/>
+      <w:r>
+        <w:t xml:space="preserve"> to handle "asynchronous" tasks—things that take time, like waiting for a server to respond. It uses specific "selectors" (like </w:t>
+      </w:r>
+      <w:proofErr w:type="spellStart"/>
+      <w:r>
+        <w:t>selectCurrentUser</w:t>
+      </w:r>
+      <w:proofErr w:type="spellEnd"/>
+      <w:r>
+        <w:t>) to quickly grab exactly the data the UI needs.</w:t>
       </w:r>
     </w:p>
     <w:p>
@@ -826,6 +862,7 @@
           <w:b/>
           <w:bCs/>
         </w:rPr>
+        <w:lastRenderedPageBreak/>
         <w:t>Key Details:</w:t>
       </w:r>
       <w:r>
@@ -898,7 +935,6 @@
           <w:b/>
           <w:bCs/>
         </w:rPr>
-        <w:lastRenderedPageBreak/>
         <w:t>Key Details:</w:t>
       </w:r>
       <w:r>
@@ -1004,32 +1040,6 @@
         <w:t>, which is a feature that automatically updates the database tables to match the Java code whenever the developers make changes.</w:t>
       </w:r>
     </w:p>
-    <w:p/>
-    <w:p>
-      <w:pPr>
-        <w:rPr>
-          <w:b/>
-          <w:bCs/>
-        </w:rPr>
-      </w:pPr>
-      <w:r>
-        <w:rPr>
-          <w:b/>
-          <w:bCs/>
-        </w:rPr>
-        <w:t>Gemini said</w:t>
-      </w:r>
-    </w:p>
-    <w:p>
-      <w:r>
-        <w:t>This table outlines the "Tech Stack" or the specific tools and rules used to build the SmartSure application. Think of it as the building blocks of the system, divided into different layers from the user's screen down to the database.</w:t>
-      </w:r>
-    </w:p>
-    <w:p>
-      <w:r>
-        <w:t>Here is a clear breakdown of what each layer does and why those specific configurations matter:</w:t>
-      </w:r>
-    </w:p>
     <w:p>
       <w:pPr>
         <w:rPr>
@@ -1151,6 +1161,7 @@
       <w:r>
         <w:t xml:space="preserve">, which is the modern standard for writing React. </w:t>
       </w:r>
+      <w:proofErr w:type="spellStart"/>
       <w:r>
         <w:rPr>
           <w:b/>
@@ -1158,6 +1169,7 @@
         </w:rPr>
         <w:t>StrictMode</w:t>
       </w:r>
+      <w:proofErr w:type="spellEnd"/>
       <w:r>
         <w:t xml:space="preserve"> is enabled, which helps developers find potential bugs early by running extra checks during development.</w:t>
       </w:r>
@@ -1212,6 +1224,7 @@
       <w:r>
         <w:t xml:space="preserve"> It uses </w:t>
       </w:r>
+      <w:proofErr w:type="spellStart"/>
       <w:r>
         <w:rPr>
           <w:b/>
@@ -1219,8 +1232,17 @@
         </w:rPr>
         <w:t>Thunks</w:t>
       </w:r>
-      <w:r>
-        <w:t xml:space="preserve"> to handle "asynchronous" tasks—things that take time, like waiting for a server to respond. It uses specific "selectors" (like selectCurrentUser) to quickly grab exactly the data the UI needs.</w:t>
+      <w:proofErr w:type="spellEnd"/>
+      <w:r>
+        <w:t xml:space="preserve"> to handle "asynchronous" tasks—things that take time, like waiting for a server to respond. It uses specific "selectors" (like </w:t>
+      </w:r>
+      <w:proofErr w:type="spellStart"/>
+      <w:r>
+        <w:t>selectCurrentUser</w:t>
+      </w:r>
+      <w:proofErr w:type="spellEnd"/>
+      <w:r>
+        <w:t>) to quickly grab exactly the data the UI needs.</w:t>
       </w:r>
     </w:p>
     <w:p>
@@ -1268,45 +1290,45 @@
           <w:b/>
           <w:bCs/>
         </w:rPr>
+        <w:t>Key Details:</w:t>
+      </w:r>
+      <w:r>
+        <w:t xml:space="preserve"> It is programmed to talk specifically to the </w:t>
+      </w:r>
+      <w:r>
+        <w:rPr>
+          <w:b/>
+          <w:bCs/>
+        </w:rPr>
+        <w:t>Gateway (Port 8888)</w:t>
+      </w:r>
+      <w:r>
+        <w:t xml:space="preserve">. It has a </w:t>
+      </w:r>
+      <w:r>
+        <w:rPr>
+          <w:b/>
+          <w:bCs/>
+        </w:rPr>
+        <w:t>30-second timeout</w:t>
+      </w:r>
+      <w:r>
+        <w:t>, meaning if the server doesn't respond in 30 seconds, it stops trying. It also automatically attaches your "Bearer" security token to every message.</w:t>
+      </w:r>
+    </w:p>
+    <w:p>
+      <w:pPr>
+        <w:rPr>
+          <w:b/>
+          <w:bCs/>
+        </w:rPr>
+      </w:pPr>
+      <w:r>
+        <w:rPr>
+          <w:b/>
+          <w:bCs/>
+        </w:rPr>
         <w:lastRenderedPageBreak/>
-        <w:t>Key Details:</w:t>
-      </w:r>
-      <w:r>
-        <w:t xml:space="preserve"> It is programmed to talk specifically to the </w:t>
-      </w:r>
-      <w:r>
-        <w:rPr>
-          <w:b/>
-          <w:bCs/>
-        </w:rPr>
-        <w:t>Gateway (Port 8888)</w:t>
-      </w:r>
-      <w:r>
-        <w:t xml:space="preserve">. It has a </w:t>
-      </w:r>
-      <w:r>
-        <w:rPr>
-          <w:b/>
-          <w:bCs/>
-        </w:rPr>
-        <w:t>30-second timeout</w:t>
-      </w:r>
-      <w:r>
-        <w:t>, meaning if the server doesn't respond in 30 seconds, it stops trying. It also automatically attaches your "Bearer" security token to every message.</w:t>
-      </w:r>
-    </w:p>
-    <w:p>
-      <w:pPr>
-        <w:rPr>
-          <w:b/>
-          <w:bCs/>
-        </w:rPr>
-      </w:pPr>
-      <w:r>
-        <w:rPr>
-          <w:b/>
-          <w:bCs/>
-        </w:rPr>
         <w:t>5. Gateway Layer: Spring Cloud</w:t>
       </w:r>
     </w:p>
@@ -5208,7 +5230,6 @@
   <w:style w:type="character" w:default="1" w:styleId="DefaultParagraphFont">
     <w:name w:val="Default Paragraph Font"/>
     <w:uiPriority w:val="1"/>
-    <w:semiHidden/>
     <w:unhideWhenUsed/>
   </w:style>
   <w:style w:type="table" w:default="1" w:styleId="TableNormal">
